--- a/documents/MYKNXNS_Emerging_Leaders_Story_Ambassador_Internship_Application.docx
+++ b/documents/MYKNXNS_Emerging_Leaders_Story_Ambassador_Internship_Application.docx
@@ -17,7 +17,6 @@
         <w:rPr>
           <w:rFonts w:ascii="Arial" w:hAnsi="Arial" w:cs="Arial"/>
           <w:b/>
-          <w:color w:val="00B0F0"/>
           <w:sz w:val="40"/>
           <w:szCs w:val="40"/>
         </w:rPr>
@@ -59,7 +58,27 @@
           <w:sz w:val="24"/>
           <w:szCs w:val="24"/>
         </w:rPr>
-        <w:t>EMERGING LEADERS INTERNSHIP PROGRAM</w:t>
+        <w:t xml:space="preserve">EMERGING </w:t>
+      </w:r>
+      <w:proofErr w:type="gramStart"/>
+      <w:r>
+        <w:rPr>
+          <w:rFonts w:ascii="Arial" w:hAnsi="Arial" w:cs="Arial"/>
+          <w:b/>
+          <w:sz w:val="24"/>
+          <w:szCs w:val="24"/>
+        </w:rPr>
+        <w:t>LEADERS</w:t>
+      </w:r>
+      <w:proofErr w:type="gramEnd"/>
+      <w:r>
+        <w:rPr>
+          <w:rFonts w:ascii="Arial" w:hAnsi="Arial" w:cs="Arial"/>
+          <w:b/>
+          <w:sz w:val="24"/>
+          <w:szCs w:val="24"/>
+        </w:rPr>
+        <w:t xml:space="preserve"> INTERNSHIP PROGRAM</w:t>
       </w:r>
     </w:p>
     <w:p>
@@ -6987,6 +7006,7 @@
   <w:style w:type="character" w:default="1" w:styleId="DefaultParagraphFont">
     <w:name w:val="Default Paragraph Font"/>
     <w:uiPriority w:val="1"/>
+    <w:semiHidden/>
     <w:unhideWhenUsed/>
   </w:style>
   <w:style w:type="table" w:default="1" w:styleId="TableNormal">
